--- a/manuscript/world_development_title_page.docx
+++ b/manuscript/world_development_title_page.docx
@@ -55,7 +55,6 @@
       <w:pgSz w:w="12240" w:h="15840"/>
       <w:pgMar w:top="1440" w:right="1800" w:bottom="1440" w:left="1800" w:header="720" w:footer="720" w:gutter="0"/>
       <w:cols w:space="720"/>
-      <w:docGrid w:linePitch="360"/>
     </w:sectPr>
   </w:body>
 </w:document>
